--- a/REM_FINAL_THESIS/CHAPTER4_IMPLEMENTATION_FINAL.docx
+++ b/REM_FINAL_THESIS/CHAPTER4_IMPLEMENTATION_FINAL.docx
@@ -4555,13 +4555,25 @@
         <w:t xml:space="preserve">results/pilot_R2/</w:t>
       </w:r>
       <w:r>
-        <w:t xml:space="preserve">, 5,943 were identical. The 114 that differed are all time or memory measurements, and 0 analytical values differed (</w:t>
+        <w:t xml:space="preserve">, 5,943 were identical. The 114 that differed are 100 per-step latency values, 13 code-commit stamps and one file path; no memory value and 0 analytical values differed (</w:t>
       </w:r>
       <w:r>
         <w:rPr>
           <w:rStyle w:val="VerbatimChar"/>
         </w:rPr>
         <w:t xml:space="preserve">RESULTS_PROVENANCE_REPORT.md</w:t>
+      </w:r>
+      <w:r>
+        <w:t xml:space="preserve">; every differing value is listed in</w:t>
+      </w:r>
+      <w:r>
+        <w:t xml:space="preserve"> </w:t>
+      </w:r>
+      <w:r>
+        <w:rPr>
+          <w:rStyle w:val="VerbatimChar"/>
+        </w:rPr>
+        <w:t xml:space="preserve">verification/reproduction_all_differences.json</w:t>
       </w:r>
       <w:r>
         <w:t xml:space="preserve">).</w:t>
